--- a/ESA-MET-E1/MET-E1-Gustke.docx
+++ b/ESA-MET-E1/MET-E1-Gustke.docx
@@ -20939,7 +20939,7 @@
 </file>
 
 <file path=customXml/itemProps1.xml><?xml version="1.0" encoding="utf-8"?>
-<ds:datastoreItem xmlns:ds="http://schemas.openxmlformats.org/officeDocument/2006/customXml" ds:itemID="{0C0CA93D-DA54-4869-91CB-AFAC2CBE637B}">
+<ds:datastoreItem xmlns:ds="http://schemas.openxmlformats.org/officeDocument/2006/customXml" ds:itemID="{51BB1ACB-6B3D-4B96-8B44-EF4C8B8B89F2}">
   <ds:schemaRefs>
     <ds:schemaRef ds:uri="http://schemas.openxmlformats.org/officeDocument/2006/bibliography"/>
   </ds:schemaRefs>
